--- a/Application-List-Quick-Reference.docx
+++ b/Application-List-Quick-Reference.docx
@@ -414,7 +414,7 @@
     </w:p>
     <w:p>
       <w:pPr>
-        <w:spacing w:after="0" w:line="264"/>
+        <w:spacing w:after="80" w:line="264"/>
       </w:pPr>
       <w:r>
         <w:rPr>
@@ -425,6 +425,19 @@
           <w:szCs w:val="17"/>
         </w:rPr>
         <w:t xml:space="preserve">Full guide and troubleshooting: see the Application List technician guide.</w:t>
+      </w:r>
+    </w:p>
+    <w:p>
+      <w:pPr>
+        <w:spacing w:after="0" w:line="264"/>
+      </w:pPr>
+      <w:r>
+        <w:rPr>
+          <w:color w:val="5A6472"/>
+          <w:sz w:val="17"/>
+          <w:szCs w:val="17"/>
+        </w:rPr>
+        <w:t xml:space="preserve">Author [Your Name]  ·  Department [Department]  ·  September 2026</w:t>
       </w:r>
     </w:p>
     <w:sectPr>

--- a/Application-List-Quick-Reference.docx
+++ b/Application-List-Quick-Reference.docx
@@ -414,7 +414,7 @@
     </w:p>
     <w:p>
       <w:pPr>
-        <w:spacing w:after="80" w:line="264"/>
+        <w:spacing w:after="0" w:line="264"/>
       </w:pPr>
       <w:r>
         <w:rPr>
@@ -425,19 +425,6 @@
           <w:szCs w:val="17"/>
         </w:rPr>
         <w:t xml:space="preserve">Full guide and troubleshooting: see the Application List technician guide.</w:t>
-      </w:r>
-    </w:p>
-    <w:p>
-      <w:pPr>
-        <w:spacing w:after="0" w:line="264"/>
-      </w:pPr>
-      <w:r>
-        <w:rPr>
-          <w:color w:val="5A6472"/>
-          <w:sz w:val="17"/>
-          <w:szCs w:val="17"/>
-        </w:rPr>
-        <w:t xml:space="preserve">Author [Your Name]  ·  Department [Department]  ·  September 2026</w:t>
       </w:r>
     </w:p>
     <w:sectPr>

--- a/Application-List-Quick-Reference.docx
+++ b/Application-List-Quick-Reference.docx
@@ -270,7 +270,7 @@
                 <w:sz w:val="19"/>
                 <w:szCs w:val="19"/>
               </w:rPr>
-              <w:t xml:space="preserve">The result: a printable list of applications to install. You get here by submitting the form.</w:t>
+              <w:t xml:space="preserve">The result: the list of applications to install, with a Download button for a PDF. You get here by submitting the form.</w:t>
             </w:r>
           </w:p>
         </w:tc>
@@ -414,7 +414,7 @@
     </w:p>
     <w:p>
       <w:pPr>
-        <w:spacing w:after="0" w:line="264"/>
+        <w:spacing w:after="80" w:line="264"/>
       </w:pPr>
       <w:r>
         <w:rPr>
@@ -425,6 +425,19 @@
           <w:szCs w:val="17"/>
         </w:rPr>
         <w:t xml:space="preserve">Full guide and troubleshooting: see the Application List technician guide.</w:t>
+      </w:r>
+    </w:p>
+    <w:p>
+      <w:pPr>
+        <w:spacing w:after="0" w:line="264"/>
+      </w:pPr>
+      <w:r>
+        <w:rPr>
+          <w:color w:val="5A6472"/>
+          <w:sz w:val="17"/>
+          <w:szCs w:val="17"/>
+        </w:rPr>
+        <w:t xml:space="preserve">Author [Your Name]  ·  Department [Department]  ·  September 2026</w:t>
       </w:r>
     </w:p>
     <w:sectPr>

--- a/Application-List-Quick-Reference.docx
+++ b/Application-List-Quick-Reference.docx
@@ -270,7 +270,7 @@
                 <w:sz w:val="19"/>
                 <w:szCs w:val="19"/>
               </w:rPr>
-              <w:t xml:space="preserve">The result: the list of applications to install, with a Download button for a PDF. You get here by submitting the form.</w:t>
+              <w:t xml:space="preserve">The result: a printable list of applications to install. You get here by submitting the form.</w:t>
             </w:r>
           </w:p>
         </w:tc>
